--- a/public/gallery/examples/devops-engineer/ja/resume.docx
+++ b/public/gallery/examples/devops-engineer/ja/resume.docx
@@ -66,7 +66,7 @@
         </w:rPr>
         <w:t xml:space="preserve">📧 </w:t>
       </w:r>
-      <w:hyperlink w:history="1" r:id="rIddqo-pgz8mvxwjrehoyrio">
+      <w:hyperlink w:history="1" r:id="rId6hcoo4mqyoec1devurxow">
         <w:r>
           <w:rPr>
             <w:sz w:val="18"/>
@@ -89,7 +89,7 @@
         </w:rPr>
         <w:t xml:space="preserve">🔗 </w:t>
       </w:r>
-      <w:hyperlink w:history="1" r:id="rId6nyep_ghugrqwjez88n58">
+      <w:hyperlink w:history="1" r:id="rIdxs18vflt5hfqfyvoi2xqr">
         <w:r>
           <w:rPr>
             <w:sz w:val="18"/>
@@ -124,7 +124,7 @@
         <w:spacing w:after="200" w:line="276"/>
         <w:jc w:val="center"/>
       </w:pPr>
-      <w:hyperlink w:history="1" r:id="rId7zbw8imrveutce5sptmp7">
+      <w:hyperlink w:history="1" r:id="rIdm0fvammhlmdjwhzc2pqgp">
         <w:r>
           <w:rPr>
             <w:sz w:val="18"/>
@@ -140,7 +140,7 @@
         </w:rPr>
         <w:t xml:space="preserve"> • </w:t>
       </w:r>
-      <w:hyperlink w:history="1" r:id="rIdvayethdq46kcug4udkltz">
+      <w:hyperlink w:history="1" r:id="rIdcrlmqhuchwvab6sfus-br">
         <w:r>
           <w:rPr>
             <w:sz w:val="18"/>
@@ -156,7 +156,7 @@
         </w:rPr>
         <w:t xml:space="preserve"> • </w:t>
       </w:r>
-      <w:hyperlink w:history="1" r:id="rIdxxthns4pgbcpy7nx0enil">
+      <w:hyperlink w:history="1" r:id="rId5alt1d0rs5r7vrtc1jvbc">
         <w:r>
           <w:rPr>
             <w:sz w:val="18"/>
@@ -322,7 +322,7 @@
         </w:rPr>
         <w:t xml:space="preserve">	</w:t>
       </w:r>
-      <w:hyperlink w:history="1" r:id="rIdjd-c9fmxqi2inhyibmqgc">
+      <w:hyperlink w:history="1" r:id="rIdt1u2iosuxgqi0f1jd9kcq">
         <w:r>
           <w:rPr>
             <w:sz w:val="18"/>
@@ -485,7 +485,7 @@
         </w:rPr>
         <w:t xml:space="preserve">	</w:t>
       </w:r>
-      <w:hyperlink w:history="1" r:id="rIdc_grtg-zgl_mlcmd810nu">
+      <w:hyperlink w:history="1" r:id="rIdamannsygvhmtamdt8hlit">
         <w:r>
           <w:rPr>
             <w:sz w:val="18"/>
@@ -667,7 +667,7 @@
         </w:rPr>
         <w:t xml:space="preserve">	</w:t>
       </w:r>
-      <w:hyperlink w:history="1" r:id="rId-dtkdlhtp59wwkfpjoz6b">
+      <w:hyperlink w:history="1" r:id="rId715p6qjfdga-c0iwn1ok0">
         <w:r>
           <w:rPr>
             <w:sz w:val="18"/>
@@ -849,7 +849,7 @@
         </w:rPr>
         <w:t xml:space="preserve">	</w:t>
       </w:r>
-      <w:hyperlink w:history="1" r:id="rIdi0akakhoufl-bocixs1vk">
+      <w:hyperlink w:history="1" r:id="rIdb-a1j0ias-ygz0tonu9tr">
         <w:r>
           <w:rPr>
             <w:sz w:val="18"/>
@@ -1451,7 +1451,7 @@
         </w:rPr>
         <w:t xml:space="preserve">	</w:t>
       </w:r>
-      <w:hyperlink w:history="1" r:id="rIdvkmz7qhkkk8pcxtpxu-nl">
+      <w:hyperlink w:history="1" r:id="rIddsktdutd30cp3rrd-tjxn">
         <w:r>
           <w:rPr>
             <w:sz w:val="18"/>
@@ -1517,7 +1517,7 @@
         </w:rPr>
         <w:t xml:space="preserve">	</w:t>
       </w:r>
-      <w:hyperlink w:history="1" r:id="rIdlk8m1_2_m2stnalks0fkd">
+      <w:hyperlink w:history="1" r:id="rIdagoamragvjjz8yaswzydy">
         <w:r>
           <w:rPr>
             <w:sz w:val="18"/>
@@ -1583,7 +1583,7 @@
         </w:rPr>
         <w:t xml:space="preserve">	</w:t>
       </w:r>
-      <w:hyperlink w:history="1" r:id="rIdz3kqxynakf4i3s5twjjsn">
+      <w:hyperlink w:history="1" r:id="rIdiuynrkqegvgwzw7srph8m">
         <w:r>
           <w:rPr>
             <w:sz w:val="18"/>
@@ -1668,7 +1668,7 @@
         </w:rPr>
         <w:t xml:space="preserve">	</w:t>
       </w:r>
-      <w:hyperlink w:history="1" r:id="rIdyc193z3ykbs1ct5ady9qk">
+      <w:hyperlink w:history="1" r:id="rId4isnaz7yrkpotrcegnbon">
         <w:r>
           <w:rPr>
             <w:sz w:val="18"/>
@@ -1905,7 +1905,7 @@
         </w:rPr>
         <w:t xml:space="preserve">	</w:t>
       </w:r>
-      <w:hyperlink w:history="1" r:id="rIdc__dh3f0belf96v0lbfos">
+      <w:hyperlink w:history="1" r:id="rIdwwhncnbz_r_sloa5m7bxx">
         <w:r>
           <w:rPr>
             <w:sz w:val="18"/>
@@ -2049,7 +2049,7 @@
         </w:rPr>
         <w:t xml:space="preserve">	</w:t>
       </w:r>
-      <w:hyperlink w:history="1" r:id="rIdvxe1cnu9a--ywjvlgos4k">
+      <w:hyperlink w:history="1" r:id="rIdsousaoxwsu3svbseabp3x">
         <w:r>
           <w:rPr>
             <w:sz w:val="18"/>
@@ -2275,7 +2275,7 @@
         </w:rPr>
         <w:t xml:space="preserve">	</w:t>
       </w:r>
-      <w:hyperlink w:history="1" r:id="rIdfnvwatdzdyymwalvd_2fp">
+      <w:hyperlink w:history="1" r:id="rIdfqcfyw2luxprqkrld2jcv">
         <w:r>
           <w:rPr>
             <w:sz w:val="18"/>
